--- a/forms/4_연차휴가신청서.docx
+++ b/forms/4_연차휴가신청서.docx
@@ -427,6 +427,7 @@
             <w:r>
               <w:rPr>
                 <w:rFonts w:ascii="맑은 고딕" w:cs="맑은 고딕" w:eastAsia="맑은 고딕" w:hAnsi="맑은 고딕"/>
+                <w:color w:val="1F4E9C"/>
                 <w:sz w:val="20"/>
                 <w:szCs w:val="20"/>
               </w:rPr>
@@ -494,6 +495,7 @@
             <w:r>
               <w:rPr>
                 <w:rFonts w:ascii="맑은 고딕" w:cs="맑은 고딕" w:eastAsia="맑은 고딕" w:hAnsi="맑은 고딕"/>
+                <w:color w:val="1F4E9C"/>
                 <w:sz w:val="20"/>
                 <w:szCs w:val="20"/>
               </w:rPr>
@@ -567,6 +569,7 @@
             <w:r>
               <w:rPr>
                 <w:rFonts w:ascii="맑은 고딕" w:cs="맑은 고딕" w:eastAsia="맑은 고딕" w:hAnsi="맑은 고딕"/>
+                <w:color w:val="1F4E9C"/>
                 <w:sz w:val="20"/>
                 <w:szCs w:val="20"/>
               </w:rPr>
@@ -634,6 +637,7 @@
             <w:r>
               <w:rPr>
                 <w:rFonts w:ascii="맑은 고딕" w:cs="맑은 고딕" w:eastAsia="맑은 고딕" w:hAnsi="맑은 고딕"/>
+                <w:color w:val="1F4E9C"/>
                 <w:sz w:val="20"/>
                 <w:szCs w:val="20"/>
               </w:rPr>
@@ -891,6 +895,7 @@
             <w:r>
               <w:rPr>
                 <w:rFonts w:ascii="맑은 고딕" w:cs="맑은 고딕" w:eastAsia="맑은 고딕" w:hAnsi="맑은 고딕"/>
+                <w:color w:val="1F4E9C"/>
                 <w:sz w:val="20"/>
                 <w:szCs w:val="20"/>
               </w:rPr>
@@ -958,6 +963,7 @@
             <w:r>
               <w:rPr>
                 <w:rFonts w:ascii="맑은 고딕" w:cs="맑은 고딕" w:eastAsia="맑은 고딕" w:hAnsi="맑은 고딕"/>
+                <w:color w:val="1F4E9C"/>
                 <w:sz w:val="20"/>
                 <w:szCs w:val="20"/>
               </w:rPr>
@@ -1032,6 +1038,7 @@
             <w:r>
               <w:rPr>
                 <w:rFonts w:ascii="맑은 고딕" w:cs="맑은 고딕" w:eastAsia="맑은 고딕" w:hAnsi="맑은 고딕"/>
+                <w:color w:val="1F4E9C"/>
                 <w:sz w:val="20"/>
                 <w:szCs w:val="20"/>
               </w:rPr>
@@ -1105,6 +1112,7 @@
             <w:r>
               <w:rPr>
                 <w:rFonts w:ascii="맑은 고딕" w:cs="맑은 고딕" w:eastAsia="맑은 고딕" w:hAnsi="맑은 고딕"/>
+                <w:color w:val="1F4E9C"/>
                 <w:sz w:val="20"/>
                 <w:szCs w:val="20"/>
               </w:rPr>
@@ -1172,6 +1180,7 @@
             <w:r>
               <w:rPr>
                 <w:rFonts w:ascii="맑은 고딕" w:cs="맑은 고딕" w:eastAsia="맑은 고딕" w:hAnsi="맑은 고딕"/>
+                <w:color w:val="1F4E9C"/>
                 <w:sz w:val="20"/>
                 <w:szCs w:val="20"/>
               </w:rPr>
@@ -1423,11 +1432,12 @@
           <w:p>
             <w:pPr>
               <w:spacing w:after="0" w:before="0" w:line="276"/>
-              <w:jc w:val="left"/>
-            </w:pPr>
-            <w:r>
-              <w:rPr>
-                <w:rFonts w:ascii="맑은 고딕" w:cs="맑은 고딕" w:eastAsia="맑은 고딕" w:hAnsi="맑은 고딕"/>
+              <w:jc w:val="center"/>
+            </w:pPr>
+            <w:r>
+              <w:rPr>
+                <w:rFonts w:ascii="맑은 고딕" w:cs="맑은 고딕" w:eastAsia="맑은 고딕" w:hAnsi="맑은 고딕"/>
+                <w:color w:val="1F4E9C"/>
                 <w:sz w:val="20"/>
                 <w:szCs w:val="20"/>
               </w:rPr>
@@ -1455,11 +1465,12 @@
           <w:p>
             <w:pPr>
               <w:spacing w:after="0" w:before="0" w:line="276"/>
-              <w:jc w:val="left"/>
-            </w:pPr>
-            <w:r>
-              <w:rPr>
-                <w:rFonts w:ascii="맑은 고딕" w:cs="맑은 고딕" w:eastAsia="맑은 고딕" w:hAnsi="맑은 고딕"/>
+              <w:jc w:val="center"/>
+            </w:pPr>
+            <w:r>
+              <w:rPr>
+                <w:rFonts w:ascii="맑은 고딕" w:cs="맑은 고딕" w:eastAsia="맑은 고딕" w:hAnsi="맑은 고딕"/>
+                <w:color w:val="1F4E9C"/>
                 <w:sz w:val="20"/>
                 <w:szCs w:val="20"/>
               </w:rPr>
@@ -1487,11 +1498,12 @@
           <w:p>
             <w:pPr>
               <w:spacing w:after="0" w:before="0" w:line="276"/>
-              <w:jc w:val="left"/>
-            </w:pPr>
-            <w:r>
-              <w:rPr>
-                <w:rFonts w:ascii="맑은 고딕" w:cs="맑은 고딕" w:eastAsia="맑은 고딕" w:hAnsi="맑은 고딕"/>
+              <w:jc w:val="center"/>
+            </w:pPr>
+            <w:r>
+              <w:rPr>
+                <w:rFonts w:ascii="맑은 고딕" w:cs="맑은 고딕" w:eastAsia="맑은 고딕" w:hAnsi="맑은 고딕"/>
+                <w:color w:val="1F4E9C"/>
                 <w:sz w:val="20"/>
                 <w:szCs w:val="20"/>
               </w:rPr>
@@ -1519,11 +1531,12 @@
           <w:p>
             <w:pPr>
               <w:spacing w:after="0" w:before="0" w:line="276"/>
-              <w:jc w:val="left"/>
-            </w:pPr>
-            <w:r>
-              <w:rPr>
-                <w:rFonts w:ascii="맑은 고딕" w:cs="맑은 고딕" w:eastAsia="맑은 고딕" w:hAnsi="맑은 고딕"/>
+              <w:jc w:val="center"/>
+            </w:pPr>
+            <w:r>
+              <w:rPr>
+                <w:rFonts w:ascii="맑은 고딕" w:cs="맑은 고딕" w:eastAsia="맑은 고딕" w:hAnsi="맑은 고딕"/>
+                <w:color w:val="1F4E9C"/>
                 <w:sz w:val="20"/>
                 <w:szCs w:val="20"/>
               </w:rPr>
@@ -1619,7 +1632,7 @@
       <w:tr>
         <w:trPr>
           <w:cantSplit/>
-          <w:trHeight w:val="700" w:hRule="atLeast"/>
+          <w:trHeight w:val="600" w:hRule="atLeast"/>
         </w:trPr>
         <w:tc>
           <w:tcPr>
@@ -1678,6 +1691,15 @@
               <w:spacing w:after="0" w:before="0" w:line="276"/>
               <w:jc w:val="right"/>
             </w:pPr>
+            <w:r>
+              <w:rPr>
+                <w:rFonts w:ascii="맑은 고딕" w:cs="맑은 고딕" w:eastAsia="맑은 고딕" w:hAnsi="맑은 고딕"/>
+                <w:color w:val="1F4E9C"/>
+                <w:sz w:val="22"/>
+                <w:szCs w:val="22"/>
+              </w:rPr>
+              <w:t xml:space="preserve"/>
+            </w:r>
             <w:r>
               <w:rPr>
                 <w:rFonts w:ascii="맑은 고딕" w:cs="맑은 고딕" w:eastAsia="맑은 고딕" w:hAnsi="맑은 고딕"/>
@@ -1704,7 +1726,7 @@
           <w:sz w:val="22"/>
           <w:szCs w:val="22"/>
         </w:rPr>
-        <w:t xml:space="preserve">(회사명)　　　　　　　　　　　　　　귀중</w:t>
+        <w:t xml:space="preserve">(회사명)　　　　　　　　　　　　귀중</w:t>
       </w:r>
     </w:p>
     <w:sectPr>
